--- a/tillsyn/A 10691-2025 tillsynsbegäran.docx
+++ b/tillsyn/A 10691-2025 tillsynsbegäran.docx
@@ -218,7 +218,7 @@
     <w:r>
       <w:tab/>
       <w:tab/>
-      <w:t>2025-03-07</w:t>
+      <w:t>2025-03-08</w:t>
       <w:br/>
       <w:br/>
     </w:r>

--- a/tillsyn/A 10691-2025 tillsynsbegäran.docx
+++ b/tillsyn/A 10691-2025 tillsynsbegäran.docx
@@ -218,7 +218,7 @@
     <w:r>
       <w:tab/>
       <w:tab/>
-      <w:t>2025-03-08</w:t>
+      <w:t>2025-03-09</w:t>
       <w:br/>
       <w:br/>
     </w:r>

--- a/tillsyn/A 10691-2025 tillsynsbegäran.docx
+++ b/tillsyn/A 10691-2025 tillsynsbegäran.docx
@@ -218,7 +218,7 @@
     <w:r>
       <w:tab/>
       <w:tab/>
-      <w:t>2025-03-09</w:t>
+      <w:t>2025-03-10</w:t>
       <w:br/>
       <w:br/>
     </w:r>

--- a/tillsyn/A 10691-2025 tillsynsbegäran.docx
+++ b/tillsyn/A 10691-2025 tillsynsbegäran.docx
@@ -218,7 +218,7 @@
     <w:r>
       <w:tab/>
       <w:tab/>
-      <w:t>2025-03-10</w:t>
+      <w:t>2025-03-11</w:t>
       <w:br/>
       <w:br/>
     </w:r>

--- a/tillsyn/A 10691-2025 tillsynsbegäran.docx
+++ b/tillsyn/A 10691-2025 tillsynsbegäran.docx
@@ -218,7 +218,7 @@
     <w:r>
       <w:tab/>
       <w:tab/>
-      <w:t>2025-03-11</w:t>
+      <w:t>2025-03-12</w:t>
       <w:br/>
       <w:br/>
     </w:r>

--- a/tillsyn/A 10691-2025 tillsynsbegäran.docx
+++ b/tillsyn/A 10691-2025 tillsynsbegäran.docx
@@ -218,7 +218,7 @@
     <w:r>
       <w:tab/>
       <w:tab/>
-      <w:t>2025-03-12</w:t>
+      <w:t>2025-03-13</w:t>
       <w:br/>
       <w:br/>
     </w:r>

--- a/tillsyn/A 10691-2025 tillsynsbegäran.docx
+++ b/tillsyn/A 10691-2025 tillsynsbegäran.docx
@@ -218,7 +218,7 @@
     <w:r>
       <w:tab/>
       <w:tab/>
-      <w:t>2025-03-13</w:t>
+      <w:t>2025-03-14</w:t>
       <w:br/>
       <w:br/>
     </w:r>

--- a/tillsyn/A 10691-2025 tillsynsbegäran.docx
+++ b/tillsyn/A 10691-2025 tillsynsbegäran.docx
@@ -218,7 +218,7 @@
     <w:r>
       <w:tab/>
       <w:tab/>
-      <w:t>2025-03-14</w:t>
+      <w:t>2025-03-15</w:t>
       <w:br/>
       <w:br/>
     </w:r>

--- a/tillsyn/A 10691-2025 tillsynsbegäran.docx
+++ b/tillsyn/A 10691-2025 tillsynsbegäran.docx
@@ -218,7 +218,7 @@
     <w:r>
       <w:tab/>
       <w:tab/>
-      <w:t>2025-03-15</w:t>
+      <w:t>2025-03-16</w:t>
       <w:br/>
       <w:br/>
     </w:r>

--- a/tillsyn/A 10691-2025 tillsynsbegäran.docx
+++ b/tillsyn/A 10691-2025 tillsynsbegäran.docx
@@ -218,7 +218,7 @@
     <w:r>
       <w:tab/>
       <w:tab/>
-      <w:t>2025-03-16</w:t>
+      <w:t>2025-03-17</w:t>
       <w:br/>
       <w:br/>
     </w:r>

--- a/tillsyn/A 10691-2025 tillsynsbegäran.docx
+++ b/tillsyn/A 10691-2025 tillsynsbegäran.docx
@@ -218,7 +218,7 @@
     <w:r>
       <w:tab/>
       <w:tab/>
-      <w:t>2025-03-17</w:t>
+      <w:t>2025-03-18</w:t>
       <w:br/>
       <w:br/>
     </w:r>

--- a/tillsyn/A 10691-2025 tillsynsbegäran.docx
+++ b/tillsyn/A 10691-2025 tillsynsbegäran.docx
@@ -218,7 +218,7 @@
     <w:r>
       <w:tab/>
       <w:tab/>
-      <w:t>2025-03-18</w:t>
+      <w:t>2025-03-19</w:t>
       <w:br/>
       <w:br/>
     </w:r>

--- a/tillsyn/A 10691-2025 tillsynsbegäran.docx
+++ b/tillsyn/A 10691-2025 tillsynsbegäran.docx
@@ -218,7 +218,7 @@
     <w:r>
       <w:tab/>
       <w:tab/>
-      <w:t>2025-03-19</w:t>
+      <w:t>2025-03-20</w:t>
       <w:br/>
       <w:br/>
     </w:r>

--- a/tillsyn/A 10691-2025 tillsynsbegäran.docx
+++ b/tillsyn/A 10691-2025 tillsynsbegäran.docx
@@ -218,7 +218,7 @@
     <w:r>
       <w:tab/>
       <w:tab/>
-      <w:t>2025-03-20</w:t>
+      <w:t>2025-03-21</w:t>
       <w:br/>
       <w:br/>
     </w:r>

--- a/tillsyn/A 10691-2025 tillsynsbegäran.docx
+++ b/tillsyn/A 10691-2025 tillsynsbegäran.docx
@@ -218,7 +218,7 @@
     <w:r>
       <w:tab/>
       <w:tab/>
-      <w:t>2025-03-21</w:t>
+      <w:t>2025-03-22</w:t>
       <w:br/>
       <w:br/>
     </w:r>

--- a/tillsyn/A 10691-2025 tillsynsbegäran.docx
+++ b/tillsyn/A 10691-2025 tillsynsbegäran.docx
@@ -218,7 +218,7 @@
     <w:r>
       <w:tab/>
       <w:tab/>
-      <w:t>2025-03-22</w:t>
+      <w:t>2025-03-23</w:t>
       <w:br/>
       <w:br/>
     </w:r>

--- a/tillsyn/A 10691-2025 tillsynsbegäran.docx
+++ b/tillsyn/A 10691-2025 tillsynsbegäran.docx
@@ -218,7 +218,7 @@
     <w:r>
       <w:tab/>
       <w:tab/>
-      <w:t>2025-03-23</w:t>
+      <w:t>2025-03-24</w:t>
       <w:br/>
       <w:br/>
     </w:r>

--- a/tillsyn/A 10691-2025 tillsynsbegäran.docx
+++ b/tillsyn/A 10691-2025 tillsynsbegäran.docx
@@ -218,7 +218,7 @@
     <w:r>
       <w:tab/>
       <w:tab/>
-      <w:t>2025-03-24</w:t>
+      <w:t>2025-03-25</w:t>
       <w:br/>
       <w:br/>
     </w:r>

--- a/tillsyn/A 10691-2025 tillsynsbegäran.docx
+++ b/tillsyn/A 10691-2025 tillsynsbegäran.docx
@@ -218,7 +218,7 @@
     <w:r>
       <w:tab/>
       <w:tab/>
-      <w:t>2025-03-25</w:t>
+      <w:t>2025-03-26</w:t>
       <w:br/>
       <w:br/>
     </w:r>

--- a/tillsyn/A 10691-2025 tillsynsbegäran.docx
+++ b/tillsyn/A 10691-2025 tillsynsbegäran.docx
@@ -218,7 +218,7 @@
     <w:r>
       <w:tab/>
       <w:tab/>
-      <w:t>2025-03-26</w:t>
+      <w:t>2025-03-27</w:t>
       <w:br/>
       <w:br/>
     </w:r>

--- a/tillsyn/A 10691-2025 tillsynsbegäran.docx
+++ b/tillsyn/A 10691-2025 tillsynsbegäran.docx
@@ -218,7 +218,7 @@
     <w:r>
       <w:tab/>
       <w:tab/>
-      <w:t>2025-03-27</w:t>
+      <w:t>2025-03-28</w:t>
       <w:br/>
       <w:br/>
     </w:r>

--- a/tillsyn/A 10691-2025 tillsynsbegäran.docx
+++ b/tillsyn/A 10691-2025 tillsynsbegäran.docx
@@ -218,7 +218,7 @@
     <w:r>
       <w:tab/>
       <w:tab/>
-      <w:t>2025-03-28</w:t>
+      <w:t>2025-03-29</w:t>
       <w:br/>
       <w:br/>
     </w:r>

--- a/tillsyn/A 10691-2025 tillsynsbegäran.docx
+++ b/tillsyn/A 10691-2025 tillsynsbegäran.docx
@@ -218,7 +218,7 @@
     <w:r>
       <w:tab/>
       <w:tab/>
-      <w:t>2025-04-02</w:t>
+      <w:t>2025-04-03</w:t>
       <w:br/>
       <w:br/>
     </w:r>

--- a/tillsyn/A 10691-2025 tillsynsbegäran.docx
+++ b/tillsyn/A 10691-2025 tillsynsbegäran.docx
@@ -218,7 +218,7 @@
     <w:r>
       <w:tab/>
       <w:tab/>
-      <w:t>2025-04-03</w:t>
+      <w:t>2025-04-05</w:t>
       <w:br/>
       <w:br/>
     </w:r>

--- a/tillsyn/A 10691-2025 tillsynsbegäran.docx
+++ b/tillsyn/A 10691-2025 tillsynsbegäran.docx
@@ -218,7 +218,7 @@
     <w:r>
       <w:tab/>
       <w:tab/>
-      <w:t>2025-04-05</w:t>
+      <w:t>2025-04-06</w:t>
       <w:br/>
       <w:br/>
     </w:r>

--- a/tillsyn/A 10691-2025 tillsynsbegäran.docx
+++ b/tillsyn/A 10691-2025 tillsynsbegäran.docx
@@ -218,7 +218,7 @@
     <w:r>
       <w:tab/>
       <w:tab/>
-      <w:t>2025-04-06</w:t>
+      <w:t>2025-04-07</w:t>
       <w:br/>
       <w:br/>
     </w:r>

--- a/tillsyn/A 10691-2025 tillsynsbegäran.docx
+++ b/tillsyn/A 10691-2025 tillsynsbegäran.docx
@@ -218,7 +218,7 @@
     <w:r>
       <w:tab/>
       <w:tab/>
-      <w:t>2025-04-07</w:t>
+      <w:t>2025-04-08</w:t>
       <w:br/>
       <w:br/>
     </w:r>

--- a/tillsyn/A 10691-2025 tillsynsbegäran.docx
+++ b/tillsyn/A 10691-2025 tillsynsbegäran.docx
@@ -218,7 +218,7 @@
     <w:r>
       <w:tab/>
       <w:tab/>
-      <w:t>2025-04-08</w:t>
+      <w:t>2025-04-09</w:t>
       <w:br/>
       <w:br/>
     </w:r>

--- a/tillsyn/A 10691-2025 tillsynsbegäran.docx
+++ b/tillsyn/A 10691-2025 tillsynsbegäran.docx
@@ -90,6 +90,17 @@
         <w:t>Figur 1. Fyndplatser för naturvårdsarter i det avverkningsanmälda området (röd linje). Markörer utan svart kant är placerade på fyndplatsen. Markörer med svart kant är placerade vid sidan av fyndplatsen och har ett svart streck som visar fyndplatsens exakta position. Kartans mittpunktskoordinat är N 6447423, E 529513 i SWEREF 99 TM.</w:t>
       </w:r>
     </w:p>
+    <w:p>
+      <w:r>
+        <w:rPr>
+          <w:b/>
+        </w:rPr>
+        <w:t>Svart trolldruva</w:t>
+      </w:r>
+      <w:r>
+        <w:t xml:space="preserve"> är en kalkgynnad växt som förekommer på näringsrik frisk mulljord i såväl bördiga kalkbarrskogar som sydliga kalklövskogar och lundar. Arten är en bra signalart för skyddsvärda biotoper i såväl löv- som barrskogar och tål inte slutavverkning och markberedning. Trolldruva är värdväxt för ett antal sällsynta fjärilsarter som ställer höga krav på sina livsmiljöer, däribland trolldruvemätare (EN), skuggmalmätare (VU) och trolldruvelobmätare (VU) (SLU Artdatabanken, 2024; Nitare &amp; Skogsstyrelsen, 2019).</w:t>
+      </w:r>
+    </w:p>
     <w:sectPr>
       <w:headerReference w:type="even" r:id="rId8"/>
       <w:headerReference w:type="default" r:id="rId9"/>
@@ -218,7 +229,7 @@
     <w:r>
       <w:tab/>
       <w:tab/>
-      <w:t>2025-04-09</w:t>
+      <w:t>2025-04-10</w:t>
       <w:br/>
       <w:br/>
     </w:r>

--- a/tillsyn/A 10691-2025 tillsynsbegäran.docx
+++ b/tillsyn/A 10691-2025 tillsynsbegäran.docx
@@ -229,7 +229,7 @@
     <w:r>
       <w:tab/>
       <w:tab/>
-      <w:t>2025-04-10</w:t>
+      <w:t>2025-04-11</w:t>
       <w:br/>
       <w:br/>
     </w:r>

--- a/tillsyn/A 10691-2025 tillsynsbegäran.docx
+++ b/tillsyn/A 10691-2025 tillsynsbegäran.docx
@@ -229,7 +229,7 @@
     <w:r>
       <w:tab/>
       <w:tab/>
-      <w:t>2025-04-11</w:t>
+      <w:t>2025-04-12</w:t>
       <w:br/>
       <w:br/>
     </w:r>

--- a/tillsyn/A 10691-2025 tillsynsbegäran.docx
+++ b/tillsyn/A 10691-2025 tillsynsbegäran.docx
@@ -229,7 +229,7 @@
     <w:r>
       <w:tab/>
       <w:tab/>
-      <w:t>2025-04-12</w:t>
+      <w:t>2025-04-13</w:t>
       <w:br/>
       <w:br/>
     </w:r>

--- a/tillsyn/A 10691-2025 tillsynsbegäran.docx
+++ b/tillsyn/A 10691-2025 tillsynsbegäran.docx
@@ -229,7 +229,7 @@
     <w:r>
       <w:tab/>
       <w:tab/>
-      <w:t>2025-04-13</w:t>
+      <w:t>2025-04-14</w:t>
       <w:br/>
       <w:br/>
     </w:r>

--- a/tillsyn/A 10691-2025 tillsynsbegäran.docx
+++ b/tillsyn/A 10691-2025 tillsynsbegäran.docx
@@ -229,7 +229,7 @@
     <w:r>
       <w:tab/>
       <w:tab/>
-      <w:t>2025-04-14</w:t>
+      <w:t>2025-04-15</w:t>
       <w:br/>
       <w:br/>
     </w:r>

--- a/tillsyn/A 10691-2025 tillsynsbegäran.docx
+++ b/tillsyn/A 10691-2025 tillsynsbegäran.docx
@@ -229,7 +229,7 @@
     <w:r>
       <w:tab/>
       <w:tab/>
-      <w:t>2025-04-15</w:t>
+      <w:t>2025-04-16</w:t>
       <w:br/>
       <w:br/>
     </w:r>

--- a/tillsyn/A 10691-2025 tillsynsbegäran.docx
+++ b/tillsyn/A 10691-2025 tillsynsbegäran.docx
@@ -229,7 +229,7 @@
     <w:r>
       <w:tab/>
       <w:tab/>
-      <w:t>2025-04-16</w:t>
+      <w:t>2025-04-17</w:t>
       <w:br/>
       <w:br/>
     </w:r>

--- a/tillsyn/A 10691-2025 tillsynsbegäran.docx
+++ b/tillsyn/A 10691-2025 tillsynsbegäran.docx
@@ -229,7 +229,7 @@
     <w:r>
       <w:tab/>
       <w:tab/>
-      <w:t>2025-04-17</w:t>
+      <w:t>2025-04-18</w:t>
       <w:br/>
       <w:br/>
     </w:r>

--- a/tillsyn/A 10691-2025 tillsynsbegäran.docx
+++ b/tillsyn/A 10691-2025 tillsynsbegäran.docx
@@ -229,7 +229,7 @@
     <w:r>
       <w:tab/>
       <w:tab/>
-      <w:t>2025-04-18</w:t>
+      <w:t>2025-04-19</w:t>
       <w:br/>
       <w:br/>
     </w:r>

--- a/tillsyn/A 10691-2025 tillsynsbegäran.docx
+++ b/tillsyn/A 10691-2025 tillsynsbegäran.docx
@@ -229,7 +229,7 @@
     <w:r>
       <w:tab/>
       <w:tab/>
-      <w:t>2025-05-03</w:t>
+      <w:t>2025-05-04</w:t>
       <w:br/>
       <w:br/>
     </w:r>

--- a/tillsyn/A 10691-2025 tillsynsbegäran.docx
+++ b/tillsyn/A 10691-2025 tillsynsbegäran.docx
@@ -229,7 +229,7 @@
     <w:r>
       <w:tab/>
       <w:tab/>
-      <w:t>2025-05-04</w:t>
+      <w:t>2025-05-06</w:t>
       <w:br/>
       <w:br/>
     </w:r>

--- a/tillsyn/A 10691-2025 tillsynsbegäran.docx
+++ b/tillsyn/A 10691-2025 tillsynsbegäran.docx
@@ -229,7 +229,7 @@
     <w:r>
       <w:tab/>
       <w:tab/>
-      <w:t>2025-05-06</w:t>
+      <w:t>2025-05-07</w:t>
       <w:br/>
       <w:br/>
     </w:r>

--- a/tillsyn/A 10691-2025 tillsynsbegäran.docx
+++ b/tillsyn/A 10691-2025 tillsynsbegäran.docx
@@ -229,7 +229,7 @@
     <w:r>
       <w:tab/>
       <w:tab/>
-      <w:t>2025-05-07</w:t>
+      <w:t>2025-05-08</w:t>
       <w:br/>
       <w:br/>
     </w:r>

--- a/tillsyn/A 10691-2025 tillsynsbegäran.docx
+++ b/tillsyn/A 10691-2025 tillsynsbegäran.docx
@@ -229,7 +229,7 @@
     <w:r>
       <w:tab/>
       <w:tab/>
-      <w:t>2025-05-08</w:t>
+      <w:t>2025-05-09</w:t>
       <w:br/>
       <w:br/>
     </w:r>

--- a/tillsyn/A 10691-2025 tillsynsbegäran.docx
+++ b/tillsyn/A 10691-2025 tillsynsbegäran.docx
@@ -229,7 +229,7 @@
     <w:r>
       <w:tab/>
       <w:tab/>
-      <w:t>2025-05-09</w:t>
+      <w:t>2025-05-10</w:t>
       <w:br/>
       <w:br/>
     </w:r>

--- a/tillsyn/A 10691-2025 tillsynsbegäran.docx
+++ b/tillsyn/A 10691-2025 tillsynsbegäran.docx
@@ -229,7 +229,7 @@
     <w:r>
       <w:tab/>
       <w:tab/>
-      <w:t>2025-05-10</w:t>
+      <w:t>2025-05-11</w:t>
       <w:br/>
       <w:br/>
     </w:r>

--- a/tillsyn/A 10691-2025 tillsynsbegäran.docx
+++ b/tillsyn/A 10691-2025 tillsynsbegäran.docx
@@ -229,7 +229,7 @@
     <w:r>
       <w:tab/>
       <w:tab/>
-      <w:t>2025-05-11</w:t>
+      <w:t>2025-05-12</w:t>
       <w:br/>
       <w:br/>
     </w:r>

--- a/tillsyn/A 10691-2025 tillsynsbegäran.docx
+++ b/tillsyn/A 10691-2025 tillsynsbegäran.docx
@@ -229,7 +229,7 @@
     <w:r>
       <w:tab/>
       <w:tab/>
-      <w:t>2025-05-12</w:t>
+      <w:t>2025-05-13</w:t>
       <w:br/>
       <w:br/>
     </w:r>

--- a/tillsyn/A 10691-2025 tillsynsbegäran.docx
+++ b/tillsyn/A 10691-2025 tillsynsbegäran.docx
@@ -229,7 +229,7 @@
     <w:r>
       <w:tab/>
       <w:tab/>
-      <w:t>2025-05-13</w:t>
+      <w:t>2025-05-14</w:t>
       <w:br/>
       <w:br/>
     </w:r>

--- a/tillsyn/A 10691-2025 tillsynsbegäran.docx
+++ b/tillsyn/A 10691-2025 tillsynsbegäran.docx
@@ -229,7 +229,7 @@
     <w:r>
       <w:tab/>
       <w:tab/>
-      <w:t>2025-05-14</w:t>
+      <w:t>2025-05-15</w:t>
       <w:br/>
       <w:br/>
     </w:r>

--- a/tillsyn/A 10691-2025 tillsynsbegäran.docx
+++ b/tillsyn/A 10691-2025 tillsynsbegäran.docx
@@ -229,7 +229,7 @@
     <w:r>
       <w:tab/>
       <w:tab/>
-      <w:t>2025-05-15</w:t>
+      <w:t>2025-05-16</w:t>
       <w:br/>
       <w:br/>
     </w:r>

--- a/tillsyn/A 10691-2025 tillsynsbegäran.docx
+++ b/tillsyn/A 10691-2025 tillsynsbegäran.docx
@@ -229,7 +229,7 @@
     <w:r>
       <w:tab/>
       <w:tab/>
-      <w:t>2025-05-16</w:t>
+      <w:t>2025-05-17</w:t>
       <w:br/>
       <w:br/>
     </w:r>

--- a/tillsyn/A 10691-2025 tillsynsbegäran.docx
+++ b/tillsyn/A 10691-2025 tillsynsbegäran.docx
@@ -229,7 +229,7 @@
     <w:r>
       <w:tab/>
       <w:tab/>
-      <w:t>2025-05-17</w:t>
+      <w:t>2025-05-18</w:t>
       <w:br/>
       <w:br/>
     </w:r>

--- a/tillsyn/A 10691-2025 tillsynsbegäran.docx
+++ b/tillsyn/A 10691-2025 tillsynsbegäran.docx
@@ -229,7 +229,7 @@
     <w:r>
       <w:tab/>
       <w:tab/>
-      <w:t>2025-05-18</w:t>
+      <w:t>2025-05-19</w:t>
       <w:br/>
       <w:br/>
     </w:r>

--- a/tillsyn/A 10691-2025 tillsynsbegäran.docx
+++ b/tillsyn/A 10691-2025 tillsynsbegäran.docx
@@ -229,7 +229,7 @@
     <w:r>
       <w:tab/>
       <w:tab/>
-      <w:t>2025-05-19</w:t>
+      <w:t>2025-05-20</w:t>
       <w:br/>
       <w:br/>
     </w:r>

--- a/tillsyn/A 10691-2025 tillsynsbegäran.docx
+++ b/tillsyn/A 10691-2025 tillsynsbegäran.docx
@@ -229,7 +229,7 @@
     <w:r>
       <w:tab/>
       <w:tab/>
-      <w:t>2025-05-20</w:t>
+      <w:t>2025-05-21</w:t>
       <w:br/>
       <w:br/>
     </w:r>

--- a/tillsyn/A 10691-2025 tillsynsbegäran.docx
+++ b/tillsyn/A 10691-2025 tillsynsbegäran.docx
@@ -229,7 +229,7 @@
     <w:r>
       <w:tab/>
       <w:tab/>
-      <w:t>2025-05-21</w:t>
+      <w:t>2025-05-22</w:t>
       <w:br/>
       <w:br/>
     </w:r>

--- a/tillsyn/A 10691-2025 tillsynsbegäran.docx
+++ b/tillsyn/A 10691-2025 tillsynsbegäran.docx
@@ -229,7 +229,7 @@
     <w:r>
       <w:tab/>
       <w:tab/>
-      <w:t>2025-05-22</w:t>
+      <w:t>2025-05-23</w:t>
       <w:br/>
       <w:br/>
     </w:r>

--- a/tillsyn/A 10691-2025 tillsynsbegäran.docx
+++ b/tillsyn/A 10691-2025 tillsynsbegäran.docx
@@ -229,7 +229,7 @@
     <w:r>
       <w:tab/>
       <w:tab/>
-      <w:t>2025-05-23</w:t>
+      <w:t>2025-05-24</w:t>
       <w:br/>
       <w:br/>
     </w:r>

--- a/tillsyn/A 10691-2025 tillsynsbegäran.docx
+++ b/tillsyn/A 10691-2025 tillsynsbegäran.docx
@@ -229,7 +229,7 @@
     <w:r>
       <w:tab/>
       <w:tab/>
-      <w:t>2025-05-24</w:t>
+      <w:t>2025-05-25</w:t>
       <w:br/>
       <w:br/>
     </w:r>

--- a/tillsyn/A 10691-2025 tillsynsbegäran.docx
+++ b/tillsyn/A 10691-2025 tillsynsbegäran.docx
@@ -229,7 +229,7 @@
     <w:r>
       <w:tab/>
       <w:tab/>
-      <w:t>2025-05-25</w:t>
+      <w:t>2025-05-26</w:t>
       <w:br/>
       <w:br/>
     </w:r>

--- a/tillsyn/A 10691-2025 tillsynsbegäran.docx
+++ b/tillsyn/A 10691-2025 tillsynsbegäran.docx
@@ -229,7 +229,7 @@
     <w:r>
       <w:tab/>
       <w:tab/>
-      <w:t>2025-05-26</w:t>
+      <w:t>2025-05-27</w:t>
       <w:br/>
       <w:br/>
     </w:r>

--- a/tillsyn/A 10691-2025 tillsynsbegäran.docx
+++ b/tillsyn/A 10691-2025 tillsynsbegäran.docx
@@ -229,7 +229,7 @@
     <w:r>
       <w:tab/>
       <w:tab/>
-      <w:t>2025-05-27</w:t>
+      <w:t>2025-05-30</w:t>
       <w:br/>
       <w:br/>
     </w:r>

--- a/tillsyn/A 10691-2025 tillsynsbegäran.docx
+++ b/tillsyn/A 10691-2025 tillsynsbegäran.docx
@@ -229,7 +229,7 @@
     <w:r>
       <w:tab/>
       <w:tab/>
-      <w:t>2025-05-30</w:t>
+      <w:t>2025-06-01</w:t>
       <w:br/>
       <w:br/>
     </w:r>

--- a/tillsyn/A 10691-2025 tillsynsbegäran.docx
+++ b/tillsyn/A 10691-2025 tillsynsbegäran.docx
@@ -229,7 +229,7 @@
     <w:r>
       <w:tab/>
       <w:tab/>
-      <w:t>2025-06-01</w:t>
+      <w:t>2025-06-02</w:t>
       <w:br/>
       <w:br/>
     </w:r>

--- a/tillsyn/A 10691-2025 tillsynsbegäran.docx
+++ b/tillsyn/A 10691-2025 tillsynsbegäran.docx
@@ -229,7 +229,7 @@
     <w:r>
       <w:tab/>
       <w:tab/>
-      <w:t>2025-06-02</w:t>
+      <w:t>2025-06-03</w:t>
       <w:br/>
       <w:br/>
     </w:r>

--- a/tillsyn/A 10691-2025 tillsynsbegäran.docx
+++ b/tillsyn/A 10691-2025 tillsynsbegäran.docx
@@ -229,7 +229,7 @@
     <w:r>
       <w:tab/>
       <w:tab/>
-      <w:t>2025-06-03</w:t>
+      <w:t>2025-06-04</w:t>
       <w:br/>
       <w:br/>
     </w:r>

--- a/tillsyn/A 10691-2025 tillsynsbegäran.docx
+++ b/tillsyn/A 10691-2025 tillsynsbegäran.docx
@@ -229,7 +229,7 @@
     <w:r>
       <w:tab/>
       <w:tab/>
-      <w:t>2025-06-04</w:t>
+      <w:t>2025-06-05</w:t>
       <w:br/>
       <w:br/>
     </w:r>

--- a/tillsyn/A 10691-2025 tillsynsbegäran.docx
+++ b/tillsyn/A 10691-2025 tillsynsbegäran.docx
@@ -229,7 +229,7 @@
     <w:r>
       <w:tab/>
       <w:tab/>
-      <w:t>2025-06-05</w:t>
+      <w:t>2025-06-13</w:t>
       <w:br/>
       <w:br/>
     </w:r>

--- a/tillsyn/A 10691-2025 tillsynsbegäran.docx
+++ b/tillsyn/A 10691-2025 tillsynsbegäran.docx
@@ -229,7 +229,7 @@
     <w:r>
       <w:tab/>
       <w:tab/>
-      <w:t>2025-06-13</w:t>
+      <w:t>2025-06-15</w:t>
       <w:br/>
       <w:br/>
     </w:r>

--- a/tillsyn/A 10691-2025 tillsynsbegäran.docx
+++ b/tillsyn/A 10691-2025 tillsynsbegäran.docx
@@ -229,7 +229,7 @@
     <w:r>
       <w:tab/>
       <w:tab/>
-      <w:t>2025-06-15</w:t>
+      <w:t>2025-06-16</w:t>
       <w:br/>
       <w:br/>
     </w:r>

--- a/tillsyn/A 10691-2025 tillsynsbegäran.docx
+++ b/tillsyn/A 10691-2025 tillsynsbegäran.docx
@@ -229,7 +229,7 @@
     <w:r>
       <w:tab/>
       <w:tab/>
-      <w:t>2025-06-16</w:t>
+      <w:t>2025-06-17</w:t>
       <w:br/>
       <w:br/>
     </w:r>

--- a/tillsyn/A 10691-2025 tillsynsbegäran.docx
+++ b/tillsyn/A 10691-2025 tillsynsbegäran.docx
@@ -229,7 +229,7 @@
     <w:r>
       <w:tab/>
       <w:tab/>
-      <w:t>2025-06-17</w:t>
+      <w:t>2025-06-18</w:t>
       <w:br/>
       <w:br/>
     </w:r>

--- a/tillsyn/A 10691-2025 tillsynsbegäran.docx
+++ b/tillsyn/A 10691-2025 tillsynsbegäran.docx
@@ -229,7 +229,7 @@
     <w:r>
       <w:tab/>
       <w:tab/>
-      <w:t>2025-06-18</w:t>
+      <w:t>2025-06-19</w:t>
       <w:br/>
       <w:br/>
     </w:r>

--- a/tillsyn/A 10691-2025 tillsynsbegäran.docx
+++ b/tillsyn/A 10691-2025 tillsynsbegäran.docx
@@ -229,7 +229,7 @@
     <w:r>
       <w:tab/>
       <w:tab/>
-      <w:t>2025-06-19</w:t>
+      <w:t>2025-06-20</w:t>
       <w:br/>
       <w:br/>
     </w:r>

--- a/tillsyn/A 10691-2025 tillsynsbegäran.docx
+++ b/tillsyn/A 10691-2025 tillsynsbegäran.docx
@@ -229,7 +229,7 @@
     <w:r>
       <w:tab/>
       <w:tab/>
-      <w:t>2025-06-20</w:t>
+      <w:t>2025-06-21</w:t>
       <w:br/>
       <w:br/>
     </w:r>

--- a/tillsyn/A 10691-2025 tillsynsbegäran.docx
+++ b/tillsyn/A 10691-2025 tillsynsbegäran.docx
@@ -229,7 +229,7 @@
     <w:r>
       <w:tab/>
       <w:tab/>
-      <w:t>2025-06-21</w:t>
+      <w:t>2025-06-22</w:t>
       <w:br/>
       <w:br/>
     </w:r>

--- a/tillsyn/A 10691-2025 tillsynsbegäran.docx
+++ b/tillsyn/A 10691-2025 tillsynsbegäran.docx
@@ -229,7 +229,7 @@
     <w:r>
       <w:tab/>
       <w:tab/>
-      <w:t>2025-06-22</w:t>
+      <w:t>2025-06-23</w:t>
       <w:br/>
       <w:br/>
     </w:r>

--- a/tillsyn/A 10691-2025 tillsynsbegäran.docx
+++ b/tillsyn/A 10691-2025 tillsynsbegäran.docx
@@ -229,7 +229,7 @@
     <w:r>
       <w:tab/>
       <w:tab/>
-      <w:t>2025-06-23</w:t>
+      <w:t>2025-06-24</w:t>
       <w:br/>
       <w:br/>
     </w:r>

--- a/tillsyn/A 10691-2025 tillsynsbegäran.docx
+++ b/tillsyn/A 10691-2025 tillsynsbegäran.docx
@@ -229,7 +229,7 @@
     <w:r>
       <w:tab/>
       <w:tab/>
-      <w:t>2025-06-24</w:t>
+      <w:t>2025-06-25</w:t>
       <w:br/>
       <w:br/>
     </w:r>

--- a/tillsyn/A 10691-2025 tillsynsbegäran.docx
+++ b/tillsyn/A 10691-2025 tillsynsbegäran.docx
@@ -229,7 +229,7 @@
     <w:r>
       <w:tab/>
       <w:tab/>
-      <w:t>2025-06-25</w:t>
+      <w:t>2025-06-26</w:t>
       <w:br/>
       <w:br/>
     </w:r>

--- a/tillsyn/A 10691-2025 tillsynsbegäran.docx
+++ b/tillsyn/A 10691-2025 tillsynsbegäran.docx
@@ -229,7 +229,7 @@
     <w:r>
       <w:tab/>
       <w:tab/>
-      <w:t>2025-06-26</w:t>
+      <w:t>2025-06-27</w:t>
       <w:br/>
       <w:br/>
     </w:r>

--- a/tillsyn/A 10691-2025 tillsynsbegäran.docx
+++ b/tillsyn/A 10691-2025 tillsynsbegäran.docx
@@ -229,7 +229,7 @@
     <w:r>
       <w:tab/>
       <w:tab/>
-      <w:t>2025-06-27</w:t>
+      <w:t>2025-06-28</w:t>
       <w:br/>
       <w:br/>
     </w:r>

--- a/tillsyn/A 10691-2025 tillsynsbegäran.docx
+++ b/tillsyn/A 10691-2025 tillsynsbegäran.docx
@@ -229,7 +229,7 @@
     <w:r>
       <w:tab/>
       <w:tab/>
-      <w:t>2025-06-28</w:t>
+      <w:t>2025-06-29</w:t>
       <w:br/>
       <w:br/>
     </w:r>

--- a/tillsyn/A 10691-2025 tillsynsbegäran.docx
+++ b/tillsyn/A 10691-2025 tillsynsbegäran.docx
@@ -229,7 +229,7 @@
     <w:r>
       <w:tab/>
       <w:tab/>
-      <w:t>2025-06-29</w:t>
+      <w:t>2025-06-30</w:t>
       <w:br/>
       <w:br/>
     </w:r>

--- a/tillsyn/A 10691-2025 tillsynsbegäran.docx
+++ b/tillsyn/A 10691-2025 tillsynsbegäran.docx
@@ -229,7 +229,7 @@
     <w:r>
       <w:tab/>
       <w:tab/>
-      <w:t>2025-06-30</w:t>
+      <w:t>2025-07-01</w:t>
       <w:br/>
       <w:br/>
     </w:r>

--- a/tillsyn/A 10691-2025 tillsynsbegäran.docx
+++ b/tillsyn/A 10691-2025 tillsynsbegäran.docx
@@ -229,7 +229,7 @@
     <w:r>
       <w:tab/>
       <w:tab/>
-      <w:t>2025-07-01</w:t>
+      <w:t>2025-07-02</w:t>
       <w:br/>
       <w:br/>
     </w:r>

--- a/tillsyn/A 10691-2025 tillsynsbegäran.docx
+++ b/tillsyn/A 10691-2025 tillsynsbegäran.docx
@@ -229,7 +229,7 @@
     <w:r>
       <w:tab/>
       <w:tab/>
-      <w:t>2025-07-02</w:t>
+      <w:t>2025-07-03</w:t>
       <w:br/>
       <w:br/>
     </w:r>

--- a/tillsyn/A 10691-2025 tillsynsbegäran.docx
+++ b/tillsyn/A 10691-2025 tillsynsbegäran.docx
@@ -229,7 +229,7 @@
     <w:r>
       <w:tab/>
       <w:tab/>
-      <w:t>2025-07-03</w:t>
+      <w:t>2025-07-04</w:t>
       <w:br/>
       <w:br/>
     </w:r>

--- a/tillsyn/A 10691-2025 tillsynsbegäran.docx
+++ b/tillsyn/A 10691-2025 tillsynsbegäran.docx
@@ -229,7 +229,7 @@
     <w:r>
       <w:tab/>
       <w:tab/>
-      <w:t>2025-07-04</w:t>
+      <w:t>2025-07-05</w:t>
       <w:br/>
       <w:br/>
     </w:r>

--- a/tillsyn/A 10691-2025 tillsynsbegäran.docx
+++ b/tillsyn/A 10691-2025 tillsynsbegäran.docx
@@ -229,7 +229,7 @@
     <w:r>
       <w:tab/>
       <w:tab/>
-      <w:t>2025-07-05</w:t>
+      <w:t>2025-07-06</w:t>
       <w:br/>
       <w:br/>
     </w:r>

--- a/tillsyn/A 10691-2025 tillsynsbegäran.docx
+++ b/tillsyn/A 10691-2025 tillsynsbegäran.docx
@@ -229,7 +229,7 @@
     <w:r>
       <w:tab/>
       <w:tab/>
-      <w:t>2025-07-06</w:t>
+      <w:t>2025-07-07</w:t>
       <w:br/>
       <w:br/>
     </w:r>

--- a/tillsyn/A 10691-2025 tillsynsbegäran.docx
+++ b/tillsyn/A 10691-2025 tillsynsbegäran.docx
@@ -229,7 +229,7 @@
     <w:r>
       <w:tab/>
       <w:tab/>
-      <w:t>2025-07-07</w:t>
+      <w:t>2025-07-08</w:t>
       <w:br/>
       <w:br/>
     </w:r>

--- a/tillsyn/A 10691-2025 tillsynsbegäran.docx
+++ b/tillsyn/A 10691-2025 tillsynsbegäran.docx
@@ -229,7 +229,7 @@
     <w:r>
       <w:tab/>
       <w:tab/>
-      <w:t>2025-07-08</w:t>
+      <w:t>2025-07-09</w:t>
       <w:br/>
       <w:br/>
     </w:r>

--- a/tillsyn/A 10691-2025 tillsynsbegäran.docx
+++ b/tillsyn/A 10691-2025 tillsynsbegäran.docx
@@ -229,7 +229,7 @@
     <w:r>
       <w:tab/>
       <w:tab/>
-      <w:t>2025-07-09</w:t>
+      <w:t>2025-07-11</w:t>
       <w:br/>
       <w:br/>
     </w:r>

--- a/tillsyn/A 10691-2025 tillsynsbegäran.docx
+++ b/tillsyn/A 10691-2025 tillsynsbegäran.docx
@@ -229,7 +229,7 @@
     <w:r>
       <w:tab/>
       <w:tab/>
-      <w:t>2025-07-11</w:t>
+      <w:t>2025-07-12</w:t>
       <w:br/>
       <w:br/>
     </w:r>

--- a/tillsyn/A 10691-2025 tillsynsbegäran.docx
+++ b/tillsyn/A 10691-2025 tillsynsbegäran.docx
@@ -229,7 +229,7 @@
     <w:r>
       <w:tab/>
       <w:tab/>
-      <w:t>2025-07-12</w:t>
+      <w:t>2025-07-13</w:t>
       <w:br/>
       <w:br/>
     </w:r>

--- a/tillsyn/A 10691-2025 tillsynsbegäran.docx
+++ b/tillsyn/A 10691-2025 tillsynsbegäran.docx
@@ -229,7 +229,7 @@
     <w:r>
       <w:tab/>
       <w:tab/>
-      <w:t>2025-07-13</w:t>
+      <w:t>2025-07-14</w:t>
       <w:br/>
       <w:br/>
     </w:r>

--- a/tillsyn/A 10691-2025 tillsynsbegäran.docx
+++ b/tillsyn/A 10691-2025 tillsynsbegäran.docx
@@ -229,7 +229,7 @@
     <w:r>
       <w:tab/>
       <w:tab/>
-      <w:t>2025-08-06</w:t>
+      <w:t>2025-08-09</w:t>
       <w:br/>
       <w:br/>
     </w:r>
